--- a/scratch/scratch-lander.docx
+++ b/scratch/scratch-lander.docx
@@ -1,6 +1,6 @@
 
 <file path=word/document.xml><?xml version="1.0" encoding="utf-8"?>
-<w:document xmlns:wpc="http://schemas.microsoft.com/office/word/2010/wordprocessingCanvas" xmlns:cx="http://schemas.microsoft.com/office/drawing/2014/chartex" xmlns:cx1="http://schemas.microsoft.com/office/drawing/2015/9/8/chartex" xmlns:cx2="http://schemas.microsoft.com/office/drawing/2015/10/21/chartex" xmlns:cx3="http://schemas.microsoft.com/office/drawing/2016/5/9/chartex" xmlns:cx4="http://schemas.microsoft.com/office/drawing/2016/5/10/chartex" xmlns:cx5="http://schemas.microsoft.com/office/drawing/2016/5/11/chartex" xmlns:cx6="http://schemas.microsoft.com/office/drawing/2016/5/12/chartex" xmlns:cx7="http://schemas.microsoft.com/office/drawing/2016/5/13/chartex" xmlns:cx8="http://schemas.microsoft.com/office/drawing/2016/5/14/chartex" xmlns:mc="http://schemas.openxmlformats.org/markup-compatibility/2006" xmlns:aink="http://schemas.microsoft.com/office/drawing/2016/ink" xmlns:am3d="http://schemas.microsoft.com/office/drawing/2017/model3d" xmlns:o="urn:schemas-microsoft-com:office:office" xmlns:oel="http://schemas.microsoft.com/office/2019/extlst" xmlns:r="http://schemas.openxmlformats.org/officeDocument/2006/relationships" xmlns:m="http://schemas.openxmlformats.org/officeDocument/2006/math" xmlns:v="urn:schemas-microsoft-com:vml" xmlns:wp14="http://schemas.microsoft.com/office/word/2010/wordprocessingDrawing" xmlns:wp="http://schemas.openxmlformats.org/drawingml/2006/wordprocessingDrawing" xmlns:w10="urn:schemas-microsoft-com:office:word" xmlns:w="http://schemas.openxmlformats.org/wordprocessingml/2006/main" xmlns:w14="http://schemas.microsoft.com/office/word/2010/wordml" xmlns:w15="http://schemas.microsoft.com/office/word/2012/wordml" xmlns:w16cex="http://schemas.microsoft.com/office/word/2018/wordml/cex" xmlns:w16cid="http://schemas.microsoft.com/office/word/2016/wordml/cid" xmlns:w16="http://schemas.microsoft.com/office/word/2018/wordml" xmlns:w16du="http://schemas.microsoft.com/office/word/2023/wordml/word16du" xmlns:w16sdtdh="http://schemas.microsoft.com/office/word/2020/wordml/sdtdatahash" xmlns:w16se="http://schemas.microsoft.com/office/word/2015/wordml/symex" xmlns:wpg="http://schemas.microsoft.com/office/word/2010/wordprocessingGroup" xmlns:wpi="http://schemas.microsoft.com/office/word/2010/wordprocessingInk" xmlns:wne="http://schemas.microsoft.com/office/word/2006/wordml" xmlns:wps="http://schemas.microsoft.com/office/word/2010/wordprocessingShape" mc:Ignorable="w14 w15 w16se w16cid w16 w16cex w16sdtdh wp14">
+<w:document xmlns:wpc="http://schemas.microsoft.com/office/word/2010/wordprocessingCanvas" xmlns:cx="http://schemas.microsoft.com/office/drawing/2014/chartex" xmlns:cx1="http://schemas.microsoft.com/office/drawing/2015/9/8/chartex" xmlns:cx2="http://schemas.microsoft.com/office/drawing/2015/10/21/chartex" xmlns:cx3="http://schemas.microsoft.com/office/drawing/2016/5/9/chartex" xmlns:cx4="http://schemas.microsoft.com/office/drawing/2016/5/10/chartex" xmlns:cx5="http://schemas.microsoft.com/office/drawing/2016/5/11/chartex" xmlns:cx6="http://schemas.microsoft.com/office/drawing/2016/5/12/chartex" xmlns:cx7="http://schemas.microsoft.com/office/drawing/2016/5/13/chartex" xmlns:cx8="http://schemas.microsoft.com/office/drawing/2016/5/14/chartex" xmlns:mc="http://schemas.openxmlformats.org/markup-compatibility/2006" xmlns:aink="http://schemas.microsoft.com/office/drawing/2016/ink" xmlns:am3d="http://schemas.microsoft.com/office/drawing/2017/model3d" xmlns:o="urn:schemas-microsoft-com:office:office" xmlns:oel="http://schemas.microsoft.com/office/2019/extlst" xmlns:r="http://schemas.openxmlformats.org/officeDocument/2006/relationships" xmlns:m="http://schemas.openxmlformats.org/officeDocument/2006/math" xmlns:v="urn:schemas-microsoft-com:vml" xmlns:wp14="http://schemas.microsoft.com/office/word/2010/wordprocessingDrawing" xmlns:wp="http://schemas.openxmlformats.org/drawingml/2006/wordprocessingDrawing" xmlns:w10="urn:schemas-microsoft-com:office:word" xmlns:w="http://schemas.openxmlformats.org/wordprocessingml/2006/main" xmlns:w14="http://schemas.microsoft.com/office/word/2010/wordml" xmlns:w15="http://schemas.microsoft.com/office/word/2012/wordml" xmlns:w16cex="http://schemas.microsoft.com/office/word/2018/wordml/cex" xmlns:w16cid="http://schemas.microsoft.com/office/word/2016/wordml/cid" xmlns:w16="http://schemas.microsoft.com/office/word/2018/wordml" xmlns:w16du="http://schemas.microsoft.com/office/word/2023/wordml/word16du" xmlns:w16sdtdh="http://schemas.microsoft.com/office/word/2020/wordml/sdtdatahash" xmlns:w16sdtfl="http://schemas.microsoft.com/office/word/2024/wordml/sdtformatlock" xmlns:w16se="http://schemas.microsoft.com/office/word/2015/wordml/symex" xmlns:wpg="http://schemas.microsoft.com/office/word/2010/wordprocessingGroup" xmlns:wpi="http://schemas.microsoft.com/office/word/2010/wordprocessingInk" xmlns:wne="http://schemas.microsoft.com/office/word/2006/wordml" xmlns:wps="http://schemas.microsoft.com/office/word/2010/wordprocessingShape" mc:Ignorable="w14 w15 w16se w16cid w16 w16cex w16sdtdh w16sdtfl w16du wp14">
   <w:body>
     <w:p>
       <w:pPr>
@@ -761,31 +761,109 @@
       </w:pPr>
       <w:r>
         <w:rPr>
+          <w:i/>
+          <w:iCs/>
+          <w:sz w:val="40"/>
+          <w:szCs w:val="40"/>
+        </w:rPr>
+        <w:t>Positive speed make</w:t>
+      </w:r>
+      <w:r>
+        <w:rPr>
+          <w:i/>
+          <w:iCs/>
+          <w:sz w:val="40"/>
+          <w:szCs w:val="40"/>
+        </w:rPr>
+        <w:t>s</w:t>
+      </w:r>
+      <w:r>
+        <w:rPr>
+          <w:i/>
+          <w:iCs/>
+          <w:sz w:val="40"/>
+          <w:szCs w:val="40"/>
+        </w:rPr>
+        <w:t xml:space="preserve"> it go </w:t>
+      </w:r>
+      <w:proofErr w:type="gramStart"/>
+      <w:r>
+        <w:rPr>
+          <w:i/>
+          <w:iCs/>
+          <w:sz w:val="40"/>
+          <w:szCs w:val="40"/>
+        </w:rPr>
+        <w:t>up,</w:t>
+      </w:r>
+      <w:proofErr w:type="gramEnd"/>
+      <w:r>
+        <w:rPr>
+          <w:i/>
+          <w:iCs/>
+          <w:sz w:val="40"/>
+          <w:szCs w:val="40"/>
+        </w:rPr>
+        <w:t xml:space="preserve"> negative speed go</w:t>
+      </w:r>
+      <w:r>
+        <w:rPr>
+          <w:i/>
+          <w:iCs/>
+          <w:sz w:val="40"/>
+          <w:szCs w:val="40"/>
+        </w:rPr>
+        <w:t>es</w:t>
+      </w:r>
+      <w:r>
+        <w:rPr>
+          <w:i/>
+          <w:iCs/>
+          <w:sz w:val="40"/>
+          <w:szCs w:val="40"/>
+        </w:rPr>
+        <w:t xml:space="preserve"> down.</w:t>
+      </w:r>
+    </w:p>
+    <w:p>
+      <w:pPr>
+        <w:pStyle w:val="ListParagraph"/>
+        <w:numPr>
+          <w:ilvl w:val="0"/>
+          <w:numId w:val="6"/>
+        </w:numPr>
+        <w:spacing w:line="276" w:lineRule="auto"/>
+        <w:ind w:left="426" w:hanging="426"/>
+        <w:rPr>
+          <w:sz w:val="40"/>
+          <w:szCs w:val="40"/>
+        </w:rPr>
+      </w:pPr>
+      <w:r>
+        <w:rPr>
           <w:noProof/>
-          <w:sz w:val="40"/>
-          <w:szCs w:val="40"/>
         </w:rPr>
         <w:drawing>
-          <wp:anchor distT="0" distB="0" distL="114300" distR="114300" simplePos="0" relativeHeight="251761664" behindDoc="1" locked="0" layoutInCell="1" allowOverlap="1" wp14:anchorId="22BA7E0B" wp14:editId="240A635D">
+          <wp:anchor distT="0" distB="0" distL="114300" distR="114300" simplePos="0" relativeHeight="251762688" behindDoc="1" locked="0" layoutInCell="1" allowOverlap="1" wp14:anchorId="79660C78" wp14:editId="6BC021D4">
             <wp:simplePos x="0" y="0"/>
             <wp:positionH relativeFrom="column">
-              <wp:posOffset>4735830</wp:posOffset>
+              <wp:posOffset>3804920</wp:posOffset>
             </wp:positionH>
             <wp:positionV relativeFrom="paragraph">
-              <wp:posOffset>405976</wp:posOffset>
+              <wp:posOffset>36195</wp:posOffset>
             </wp:positionV>
-            <wp:extent cx="1461135" cy="1403350"/>
-            <wp:effectExtent l="0" t="0" r="0" b="6350"/>
+            <wp:extent cx="2822575" cy="3056890"/>
+            <wp:effectExtent l="0" t="0" r="0" b="3810"/>
             <wp:wrapTight wrapText="bothSides">
               <wp:wrapPolygon edited="0">
                 <wp:start x="0" y="0"/>
-                <wp:lineTo x="0" y="21502"/>
-                <wp:lineTo x="21403" y="21502"/>
-                <wp:lineTo x="21403" y="0"/>
+                <wp:lineTo x="0" y="21537"/>
+                <wp:lineTo x="21479" y="21537"/>
+                <wp:lineTo x="21479" y="0"/>
                 <wp:lineTo x="0" y="0"/>
               </wp:wrapPolygon>
             </wp:wrapTight>
-            <wp:docPr id="7" name="Picture 7" descr="Graphical user interface, application&#10;&#10;Description automatically generated"/>
+            <wp:docPr id="8" name="Picture 8" descr="Diagram, application&#10;&#10;Description automatically generated"/>
             <wp:cNvGraphicFramePr>
               <a:graphicFrameLocks xmlns:a="http://schemas.openxmlformats.org/drawingml/2006/main" noChangeAspect="1"/>
             </wp:cNvGraphicFramePr>
@@ -793,7 +871,7 @@
               <a:graphicData uri="http://schemas.openxmlformats.org/drawingml/2006/picture">
                 <pic:pic xmlns:pic="http://schemas.openxmlformats.org/drawingml/2006/picture">
                   <pic:nvPicPr>
-                    <pic:cNvPr id="7" name="Picture 7" descr="Graphical user interface, application&#10;&#10;Description automatically generated"/>
+                    <pic:cNvPr id="8" name="Picture 8" descr="Diagram, application&#10;&#10;Description automatically generated"/>
                     <pic:cNvPicPr/>
                   </pic:nvPicPr>
                   <pic:blipFill>
@@ -811,7 +889,7 @@
                   <pic:spPr>
                     <a:xfrm>
                       <a:off x="0" y="0"/>
-                      <a:ext cx="1461135" cy="1403350"/>
+                      <a:ext cx="2822575" cy="3056890"/>
                     </a:xfrm>
                     <a:prstGeom prst="rect">
                       <a:avLst/>
@@ -831,86 +909,6 @@
       </w:r>
       <w:r>
         <w:rPr>
-          <w:i/>
-          <w:iCs/>
-          <w:sz w:val="40"/>
-          <w:szCs w:val="40"/>
-        </w:rPr>
-        <w:t>Positive speed make</w:t>
-      </w:r>
-      <w:r>
-        <w:rPr>
-          <w:i/>
-          <w:iCs/>
-          <w:sz w:val="40"/>
-          <w:szCs w:val="40"/>
-        </w:rPr>
-        <w:t>s</w:t>
-      </w:r>
-      <w:r>
-        <w:rPr>
-          <w:i/>
-          <w:iCs/>
-          <w:sz w:val="40"/>
-          <w:szCs w:val="40"/>
-        </w:rPr>
-        <w:t xml:space="preserve"> it go </w:t>
-      </w:r>
-      <w:proofErr w:type="gramStart"/>
-      <w:r>
-        <w:rPr>
-          <w:i/>
-          <w:iCs/>
-          <w:sz w:val="40"/>
-          <w:szCs w:val="40"/>
-        </w:rPr>
-        <w:t>up,</w:t>
-      </w:r>
-      <w:proofErr w:type="gramEnd"/>
-      <w:r>
-        <w:rPr>
-          <w:i/>
-          <w:iCs/>
-          <w:sz w:val="40"/>
-          <w:szCs w:val="40"/>
-        </w:rPr>
-        <w:t xml:space="preserve"> negative speed go</w:t>
-      </w:r>
-      <w:r>
-        <w:rPr>
-          <w:i/>
-          <w:iCs/>
-          <w:sz w:val="40"/>
-          <w:szCs w:val="40"/>
-        </w:rPr>
-        <w:t>es</w:t>
-      </w:r>
-      <w:r>
-        <w:rPr>
-          <w:i/>
-          <w:iCs/>
-          <w:sz w:val="40"/>
-          <w:szCs w:val="40"/>
-        </w:rPr>
-        <w:t xml:space="preserve"> down.</w:t>
-      </w:r>
-    </w:p>
-    <w:p>
-      <w:pPr>
-        <w:pStyle w:val="ListParagraph"/>
-        <w:numPr>
-          <w:ilvl w:val="0"/>
-          <w:numId w:val="6"/>
-        </w:numPr>
-        <w:spacing w:line="276" w:lineRule="auto"/>
-        <w:ind w:left="426" w:right="-1045" w:hanging="426"/>
-        <w:rPr>
-          <w:sz w:val="40"/>
-          <w:szCs w:val="40"/>
-        </w:rPr>
-      </w:pPr>
-      <w:r>
-        <w:rPr>
           <w:sz w:val="40"/>
           <w:szCs w:val="40"/>
         </w:rPr>
@@ -977,51 +975,8 @@
         </w:rPr>
         <w:t>.</w:t>
       </w:r>
-    </w:p>
-    <w:p>
-      <w:pPr>
-        <w:pStyle w:val="ListParagraph"/>
-        <w:spacing w:before="120" w:after="120" w:line="276" w:lineRule="auto"/>
-        <w:ind w:left="0" w:right="-1043"/>
-        <w:rPr>
-          <w:sz w:val="40"/>
-          <w:szCs w:val="40"/>
-        </w:rPr>
-      </w:pPr>
-      <w:r>
-        <w:rPr>
-          <w:i/>
-          <w:iCs/>
-          <w:sz w:val="40"/>
-          <w:szCs w:val="40"/>
-        </w:rPr>
-        <w:t xml:space="preserve">Is the rocket touching the </w:t>
-      </w:r>
-      <w:r>
-        <w:rPr>
-          <w:b/>
-          <w:bCs/>
-          <w:i/>
-          <w:iCs/>
-          <w:color w:val="FF0000"/>
-          <w:sz w:val="40"/>
-          <w:szCs w:val="40"/>
-        </w:rPr>
-        <w:t>X</w:t>
-      </w:r>
-      <w:r>
-        <w:rPr>
-          <w:i/>
-          <w:iCs/>
-          <w:sz w:val="40"/>
-          <w:szCs w:val="40"/>
-        </w:rPr>
-        <w:t>?</w:t>
-      </w:r>
-      <w:r>
-        <w:rPr>
-          <w:i/>
-          <w:iCs/>
+      <w:r>
+        <w:rPr>
           <w:sz w:val="40"/>
           <w:szCs w:val="40"/>
         </w:rPr>
@@ -1029,135 +984,10 @@
       </w:r>
       <w:r>
         <w:rPr>
-          <w:i/>
-          <w:iCs/>
           <w:sz w:val="40"/>
           <w:szCs w:val="40"/>
         </w:rPr>
         <w:br/>
-        <w:t>How can we ignore</w:t>
-      </w:r>
-      <w:r>
-        <w:rPr>
-          <w:i/>
-          <w:iCs/>
-          <w:sz w:val="40"/>
-          <w:szCs w:val="40"/>
-        </w:rPr>
-        <w:t xml:space="preserve"> the flame</w:t>
-      </w:r>
-      <w:r>
-        <w:rPr>
-          <w:i/>
-          <w:iCs/>
-          <w:sz w:val="40"/>
-          <w:szCs w:val="40"/>
-        </w:rPr>
-        <w:t xml:space="preserve"> touching </w:t>
-      </w:r>
-      <w:r>
-        <w:rPr>
-          <w:b/>
-          <w:bCs/>
-          <w:i/>
-          <w:iCs/>
-          <w:color w:val="FF0000"/>
-          <w:sz w:val="40"/>
-          <w:szCs w:val="40"/>
-        </w:rPr>
-        <w:t>X</w:t>
-      </w:r>
-      <w:r>
-        <w:rPr>
-          <w:i/>
-          <w:iCs/>
-          <w:sz w:val="40"/>
-          <w:szCs w:val="40"/>
-        </w:rPr>
-        <w:t>?</w:t>
-      </w:r>
-    </w:p>
-    <w:p>
-      <w:pPr>
-        <w:pStyle w:val="ListParagraph"/>
-        <w:numPr>
-          <w:ilvl w:val="0"/>
-          <w:numId w:val="6"/>
-        </w:numPr>
-        <w:spacing w:line="276" w:lineRule="auto"/>
-        <w:ind w:left="426" w:hanging="426"/>
-        <w:rPr>
-          <w:sz w:val="40"/>
-          <w:szCs w:val="40"/>
-        </w:rPr>
-      </w:pPr>
-      <w:r>
-        <w:rPr>
-          <w:noProof/>
-        </w:rPr>
-        <w:drawing>
-          <wp:anchor distT="0" distB="0" distL="114300" distR="114300" simplePos="0" relativeHeight="251762688" behindDoc="1" locked="0" layoutInCell="1" allowOverlap="1" wp14:anchorId="79660C78" wp14:editId="0E0A93E1">
-            <wp:simplePos x="0" y="0"/>
-            <wp:positionH relativeFrom="column">
-              <wp:posOffset>4734137</wp:posOffset>
-            </wp:positionH>
-            <wp:positionV relativeFrom="paragraph">
-              <wp:posOffset>-223097</wp:posOffset>
-            </wp:positionV>
-            <wp:extent cx="1905635" cy="2063750"/>
-            <wp:effectExtent l="0" t="0" r="0" b="6350"/>
-            <wp:wrapTight wrapText="bothSides">
-              <wp:wrapPolygon edited="0">
-                <wp:start x="0" y="0"/>
-                <wp:lineTo x="0" y="21534"/>
-                <wp:lineTo x="21449" y="21534"/>
-                <wp:lineTo x="21449" y="0"/>
-                <wp:lineTo x="0" y="0"/>
-              </wp:wrapPolygon>
-            </wp:wrapTight>
-            <wp:docPr id="8" name="Picture 8" descr="Diagram, application&#10;&#10;Description automatically generated"/>
-            <wp:cNvGraphicFramePr>
-              <a:graphicFrameLocks xmlns:a="http://schemas.openxmlformats.org/drawingml/2006/main" noChangeAspect="1"/>
-            </wp:cNvGraphicFramePr>
-            <a:graphic xmlns:a="http://schemas.openxmlformats.org/drawingml/2006/main">
-              <a:graphicData uri="http://schemas.openxmlformats.org/drawingml/2006/picture">
-                <pic:pic xmlns:pic="http://schemas.openxmlformats.org/drawingml/2006/picture">
-                  <pic:nvPicPr>
-                    <pic:cNvPr id="8" name="Picture 8" descr="Diagram, application&#10;&#10;Description automatically generated"/>
-                    <pic:cNvPicPr/>
-                  </pic:nvPicPr>
-                  <pic:blipFill>
-                    <a:blip r:embed="rId11">
-                      <a:extLst>
-                        <a:ext uri="{28A0092B-C50C-407E-A947-70E740481C1C}">
-                          <a14:useLocalDpi xmlns:a14="http://schemas.microsoft.com/office/drawing/2010/main" val="0"/>
-                        </a:ext>
-                      </a:extLst>
-                    </a:blip>
-                    <a:stretch>
-                      <a:fillRect/>
-                    </a:stretch>
-                  </pic:blipFill>
-                  <pic:spPr>
-                    <a:xfrm>
-                      <a:off x="0" y="0"/>
-                      <a:ext cx="1905635" cy="2063750"/>
-                    </a:xfrm>
-                    <a:prstGeom prst="rect">
-                      <a:avLst/>
-                    </a:prstGeom>
-                  </pic:spPr>
-                </pic:pic>
-              </a:graphicData>
-            </a:graphic>
-            <wp14:sizeRelH relativeFrom="page">
-              <wp14:pctWidth>0</wp14:pctWidth>
-            </wp14:sizeRelH>
-            <wp14:sizeRelV relativeFrom="page">
-              <wp14:pctHeight>0</wp14:pctHeight>
-            </wp14:sizeRelV>
-          </wp:anchor>
-        </w:drawing>
       </w:r>
       <w:r>
         <w:rPr>
@@ -1174,21 +1004,70 @@
           <w:sz w:val="40"/>
           <w:szCs w:val="40"/>
         </w:rPr>
-        <w:t>switch</w:t>
+        <w:t>switch costume</w:t>
+      </w:r>
+      <w:r>
+        <w:rPr>
+          <w:color w:val="7030A0"/>
+          <w:sz w:val="40"/>
+          <w:szCs w:val="40"/>
+        </w:rPr>
+        <w:t xml:space="preserve"> </w:t>
+      </w:r>
+      <w:r>
+        <w:rPr>
+          <w:sz w:val="40"/>
+          <w:szCs w:val="40"/>
+        </w:rPr>
+        <w:t>to one without a rocket flame.</w:t>
+      </w:r>
+    </w:p>
+    <w:p>
+      <w:pPr>
+        <w:pStyle w:val="ListParagraph"/>
+        <w:snapToGrid w:val="0"/>
+        <w:spacing w:before="240" w:after="120" w:line="276" w:lineRule="auto"/>
+        <w:ind w:left="0" w:right="-1043"/>
+        <w:contextualSpacing w:val="0"/>
+        <w:rPr>
+          <w:sz w:val="40"/>
+          <w:szCs w:val="40"/>
+        </w:rPr>
+      </w:pPr>
+      <w:r>
+        <w:rPr>
+          <w:i/>
+          <w:iCs/>
+          <w:sz w:val="40"/>
+          <w:szCs w:val="40"/>
+        </w:rPr>
+        <w:t xml:space="preserve">Is the rocket touching the </w:t>
       </w:r>
       <w:r>
         <w:rPr>
           <w:b/>
           <w:bCs/>
-          <w:color w:val="7030A0"/>
-          <w:sz w:val="40"/>
-          <w:szCs w:val="40"/>
-        </w:rPr>
-        <w:t xml:space="preserve"> costume</w:t>
-      </w:r>
-      <w:r>
-        <w:rPr>
-          <w:color w:val="7030A0"/>
+          <w:i/>
+          <w:iCs/>
+          <w:color w:val="FF0000"/>
+          <w:sz w:val="40"/>
+          <w:szCs w:val="40"/>
+        </w:rPr>
+        <w:t>X</w:t>
+      </w:r>
+      <w:r>
+        <w:rPr>
+          <w:i/>
+          <w:iCs/>
+          <w:sz w:val="40"/>
+          <w:szCs w:val="40"/>
+        </w:rPr>
+        <w:t>?</w:t>
+      </w:r>
+      <w:r>
+        <w:rPr>
+          <w:i/>
+          <w:iCs/>
           <w:sz w:val="40"/>
           <w:szCs w:val="40"/>
         </w:rPr>
@@ -1196,38 +1075,52 @@
       </w:r>
       <w:r>
         <w:rPr>
-          <w:sz w:val="40"/>
-          <w:szCs w:val="40"/>
-        </w:rPr>
-        <w:t xml:space="preserve">to one without </w:t>
-      </w:r>
-      <w:r>
-        <w:rPr>
-          <w:sz w:val="40"/>
-          <w:szCs w:val="40"/>
-        </w:rPr>
-        <w:t>a</w:t>
-      </w:r>
-      <w:r>
-        <w:rPr>
-          <w:sz w:val="40"/>
-          <w:szCs w:val="40"/>
-        </w:rPr>
-        <w:t xml:space="preserve"> </w:t>
-      </w:r>
-      <w:r>
-        <w:rPr>
-          <w:sz w:val="40"/>
-          <w:szCs w:val="40"/>
-        </w:rPr>
-        <w:t xml:space="preserve">rocket </w:t>
-      </w:r>
-      <w:r>
-        <w:rPr>
-          <w:sz w:val="40"/>
-          <w:szCs w:val="40"/>
-        </w:rPr>
-        <w:t>flame.</w:t>
+          <w:i/>
+          <w:iCs/>
+          <w:sz w:val="40"/>
+          <w:szCs w:val="40"/>
+        </w:rPr>
+        <w:br/>
+        <w:t>How can we ignore</w:t>
+      </w:r>
+      <w:r>
+        <w:rPr>
+          <w:i/>
+          <w:iCs/>
+          <w:sz w:val="40"/>
+          <w:szCs w:val="40"/>
+        </w:rPr>
+        <w:t xml:space="preserve"> the flame</w:t>
+      </w:r>
+      <w:r>
+        <w:rPr>
+          <w:i/>
+          <w:iCs/>
+          <w:sz w:val="40"/>
+          <w:szCs w:val="40"/>
+        </w:rPr>
+        <w:t xml:space="preserve"> touching </w:t>
+      </w:r>
+      <w:r>
+        <w:rPr>
+          <w:b/>
+          <w:bCs/>
+          <w:i/>
+          <w:iCs/>
+          <w:color w:val="FF0000"/>
+          <w:sz w:val="40"/>
+          <w:szCs w:val="40"/>
+        </w:rPr>
+        <w:t>X</w:t>
+      </w:r>
+      <w:r>
+        <w:rPr>
+          <w:i/>
+          <w:iCs/>
+          <w:sz w:val="40"/>
+          <w:szCs w:val="40"/>
+        </w:rPr>
+        <w:t>?</w:t>
       </w:r>
     </w:p>
     <w:p>
@@ -1337,6 +1230,7 @@
           <w:sz w:val="40"/>
           <w:szCs w:val="40"/>
         </w:rPr>
+        <w:lastRenderedPageBreak/>
         <w:t xml:space="preserve">Add an </w:t>
       </w:r>
       <w:r>
@@ -1407,183 +1301,19 @@
       </w:pPr>
       <w:r>
         <w:rPr>
-          <w:i/>
-          <w:iCs/>
-          <w:color w:val="000000" w:themeColor="text1"/>
-          <w:sz w:val="40"/>
-          <w:szCs w:val="40"/>
-        </w:rPr>
-        <w:lastRenderedPageBreak/>
-        <w:t>The rocket can only land if it is touching</w:t>
-      </w:r>
-      <w:r>
-        <w:rPr>
-          <w:i/>
-          <w:iCs/>
-          <w:color w:val="000000" w:themeColor="text1"/>
-          <w:sz w:val="40"/>
-          <w:szCs w:val="40"/>
-        </w:rPr>
-        <w:t xml:space="preserve"> the </w:t>
-      </w:r>
-      <w:r>
-        <w:rPr>
-          <w:b/>
-          <w:bCs/>
-          <w:i/>
-          <w:iCs/>
-          <w:color w:val="FF0000"/>
-          <w:sz w:val="40"/>
-          <w:szCs w:val="40"/>
-        </w:rPr>
-        <w:t>X</w:t>
-      </w:r>
-      <w:r>
-        <w:rPr>
-          <w:i/>
-          <w:iCs/>
-          <w:color w:val="FF0000"/>
-          <w:sz w:val="40"/>
-          <w:szCs w:val="40"/>
-        </w:rPr>
-        <w:t xml:space="preserve"> </w:t>
-      </w:r>
-      <w:r>
-        <w:rPr>
-          <w:i/>
-          <w:iCs/>
-          <w:color w:val="000000" w:themeColor="text1"/>
-          <w:sz w:val="40"/>
-          <w:szCs w:val="40"/>
-        </w:rPr>
-        <w:br/>
-      </w:r>
-      <w:r>
-        <w:rPr>
-          <w:b/>
-          <w:bCs/>
-          <w:i/>
-          <w:iCs/>
-          <w:color w:val="00B050"/>
-          <w:sz w:val="40"/>
-          <w:szCs w:val="40"/>
-        </w:rPr>
-        <w:t>AND</w:t>
-      </w:r>
-      <w:r>
-        <w:rPr>
-          <w:i/>
-          <w:iCs/>
-          <w:color w:val="00B050"/>
-          <w:sz w:val="40"/>
-          <w:szCs w:val="40"/>
-        </w:rPr>
-        <w:t xml:space="preserve"> </w:t>
-      </w:r>
-      <w:r>
-        <w:rPr>
-          <w:i/>
-          <w:iCs/>
-          <w:color w:val="000000" w:themeColor="text1"/>
-          <w:sz w:val="40"/>
-          <w:szCs w:val="40"/>
-        </w:rPr>
-        <w:t xml:space="preserve">the rocket </w:t>
-      </w:r>
-      <w:r>
-        <w:rPr>
-          <w:i/>
-          <w:iCs/>
-          <w:color w:val="000000" w:themeColor="text1"/>
-          <w:sz w:val="40"/>
-          <w:szCs w:val="40"/>
-        </w:rPr>
-        <w:t>is</w:t>
-      </w:r>
-      <w:r>
-        <w:rPr>
-          <w:i/>
-          <w:iCs/>
-          <w:color w:val="000000" w:themeColor="text1"/>
-          <w:sz w:val="40"/>
-          <w:szCs w:val="40"/>
-        </w:rPr>
-        <w:t>n</w:t>
-      </w:r>
-      <w:r>
-        <w:rPr>
-          <w:i/>
-          <w:iCs/>
-          <w:color w:val="000000" w:themeColor="text1"/>
-          <w:sz w:val="40"/>
-          <w:szCs w:val="40"/>
-        </w:rPr>
-        <w:t>’</w:t>
-      </w:r>
-      <w:r>
-        <w:rPr>
-          <w:i/>
-          <w:iCs/>
-          <w:color w:val="000000" w:themeColor="text1"/>
-          <w:sz w:val="40"/>
-          <w:szCs w:val="40"/>
-        </w:rPr>
-        <w:t>t moving</w:t>
-      </w:r>
-      <w:r>
-        <w:rPr>
-          <w:i/>
-          <w:iCs/>
-          <w:color w:val="000000" w:themeColor="text1"/>
-          <w:sz w:val="40"/>
-          <w:szCs w:val="40"/>
-        </w:rPr>
-        <w:t xml:space="preserve"> (speed=0)</w:t>
-      </w:r>
-      <w:r>
-        <w:rPr>
-          <w:i/>
-          <w:iCs/>
-          <w:color w:val="000000" w:themeColor="text1"/>
-          <w:sz w:val="40"/>
-          <w:szCs w:val="40"/>
-        </w:rPr>
-        <w:t>.</w:t>
-      </w:r>
-    </w:p>
-    <w:p>
-      <w:pPr>
-        <w:pStyle w:val="ListParagraph"/>
-        <w:numPr>
-          <w:ilvl w:val="0"/>
-          <w:numId w:val="6"/>
-        </w:numPr>
-        <w:tabs>
-          <w:tab w:val="left" w:pos="426"/>
-        </w:tabs>
-        <w:spacing w:line="276" w:lineRule="auto"/>
-        <w:ind w:left="0" w:right="-52" w:firstLine="0"/>
-        <w:rPr>
-          <w:color w:val="000000" w:themeColor="text1"/>
-          <w:sz w:val="40"/>
-          <w:szCs w:val="40"/>
-        </w:rPr>
-      </w:pPr>
-      <w:r>
-        <w:rPr>
           <w:noProof/>
           <w:color w:val="000000" w:themeColor="text1"/>
           <w:sz w:val="40"/>
           <w:szCs w:val="40"/>
         </w:rPr>
         <w:drawing>
-          <wp:anchor distT="0" distB="0" distL="114300" distR="114300" simplePos="0" relativeHeight="251763712" behindDoc="1" locked="0" layoutInCell="1" allowOverlap="1" wp14:anchorId="794A3E2B" wp14:editId="01A1A71E">
+          <wp:anchor distT="0" distB="0" distL="114300" distR="114300" simplePos="0" relativeHeight="251763712" behindDoc="1" locked="0" layoutInCell="1" allowOverlap="1" wp14:anchorId="794A3E2B" wp14:editId="21FF538A">
             <wp:simplePos x="0" y="0"/>
             <wp:positionH relativeFrom="column">
               <wp:posOffset>4612005</wp:posOffset>
             </wp:positionH>
             <wp:positionV relativeFrom="paragraph">
-              <wp:posOffset>29845</wp:posOffset>
+              <wp:posOffset>807604</wp:posOffset>
             </wp:positionV>
             <wp:extent cx="1872615" cy="639445"/>
             <wp:effectExtent l="0" t="0" r="0" b="0"/>
@@ -1608,7 +1338,7 @@
                     <pic:cNvPicPr/>
                   </pic:nvPicPr>
                   <pic:blipFill>
-                    <a:blip r:embed="rId12">
+                    <a:blip r:embed="rId11">
                       <a:extLst>
                         <a:ext uri="{28A0092B-C50C-407E-A947-70E740481C1C}">
                           <a14:useLocalDpi xmlns:a14="http://schemas.microsoft.com/office/drawing/2010/main" val="0"/>
@@ -1642,25 +1372,41 @@
       </w:r>
       <w:r>
         <w:rPr>
+          <w:i/>
+          <w:iCs/>
           <w:color w:val="000000" w:themeColor="text1"/>
           <w:sz w:val="40"/>
           <w:szCs w:val="40"/>
         </w:rPr>
-        <w:t xml:space="preserve">Add an </w:t>
+        <w:t>The rocket can only land if it is touching</w:t>
+      </w:r>
+      <w:r>
+        <w:rPr>
+          <w:i/>
+          <w:iCs/>
+          <w:color w:val="000000" w:themeColor="text1"/>
+          <w:sz w:val="40"/>
+          <w:szCs w:val="40"/>
+        </w:rPr>
+        <w:t xml:space="preserve"> the </w:t>
       </w:r>
       <w:r>
         <w:rPr>
           <w:b/>
           <w:bCs/>
-          <w:color w:val="00B050"/>
-          <w:sz w:val="40"/>
-          <w:szCs w:val="40"/>
-        </w:rPr>
-        <w:t>AND</w:t>
-      </w:r>
-      <w:r>
-        <w:rPr>
-          <w:color w:val="00B050"/>
+          <w:i/>
+          <w:iCs/>
+          <w:color w:val="FF0000"/>
+          <w:sz w:val="40"/>
+          <w:szCs w:val="40"/>
+        </w:rPr>
+        <w:t>X</w:t>
+      </w:r>
+      <w:r>
+        <w:rPr>
+          <w:i/>
+          <w:iCs/>
+          <w:color w:val="FF0000"/>
           <w:sz w:val="40"/>
           <w:szCs w:val="40"/>
         </w:rPr>
@@ -1668,24 +1414,100 @@
       </w:r>
       <w:r>
         <w:rPr>
+          <w:i/>
+          <w:iCs/>
           <w:color w:val="000000" w:themeColor="text1"/>
           <w:sz w:val="40"/>
           <w:szCs w:val="40"/>
         </w:rPr>
-        <w:t xml:space="preserve">operator inside </w:t>
+        <w:br/>
       </w:r>
       <w:r>
         <w:rPr>
           <w:b/>
           <w:bCs/>
+          <w:i/>
+          <w:iCs/>
           <w:color w:val="00B050"/>
           <w:sz w:val="40"/>
           <w:szCs w:val="40"/>
         </w:rPr>
-        <w:t>NOT</w:t>
-      </w:r>
-      <w:r>
-        <w:rPr>
+        <w:t>AND</w:t>
+      </w:r>
+      <w:r>
+        <w:rPr>
+          <w:i/>
+          <w:iCs/>
+          <w:color w:val="00B050"/>
+          <w:sz w:val="40"/>
+          <w:szCs w:val="40"/>
+        </w:rPr>
+        <w:t xml:space="preserve"> </w:t>
+      </w:r>
+      <w:r>
+        <w:rPr>
+          <w:i/>
+          <w:iCs/>
+          <w:color w:val="000000" w:themeColor="text1"/>
+          <w:sz w:val="40"/>
+          <w:szCs w:val="40"/>
+        </w:rPr>
+        <w:t xml:space="preserve">the rocket </w:t>
+      </w:r>
+      <w:r>
+        <w:rPr>
+          <w:i/>
+          <w:iCs/>
+          <w:color w:val="000000" w:themeColor="text1"/>
+          <w:sz w:val="40"/>
+          <w:szCs w:val="40"/>
+        </w:rPr>
+        <w:t>is</w:t>
+      </w:r>
+      <w:r>
+        <w:rPr>
+          <w:i/>
+          <w:iCs/>
+          <w:color w:val="000000" w:themeColor="text1"/>
+          <w:sz w:val="40"/>
+          <w:szCs w:val="40"/>
+        </w:rPr>
+        <w:t>n</w:t>
+      </w:r>
+      <w:r>
+        <w:rPr>
+          <w:i/>
+          <w:iCs/>
+          <w:color w:val="000000" w:themeColor="text1"/>
+          <w:sz w:val="40"/>
+          <w:szCs w:val="40"/>
+        </w:rPr>
+        <w:t>’</w:t>
+      </w:r>
+      <w:r>
+        <w:rPr>
+          <w:i/>
+          <w:iCs/>
+          <w:color w:val="000000" w:themeColor="text1"/>
+          <w:sz w:val="40"/>
+          <w:szCs w:val="40"/>
+        </w:rPr>
+        <w:t>t moving</w:t>
+      </w:r>
+      <w:r>
+        <w:rPr>
+          <w:i/>
+          <w:iCs/>
+          <w:color w:val="000000" w:themeColor="text1"/>
+          <w:sz w:val="40"/>
+          <w:szCs w:val="40"/>
+        </w:rPr>
+        <w:t xml:space="preserve"> (speed=0)</w:t>
+      </w:r>
+      <w:r>
+        <w:rPr>
+          <w:i/>
+          <w:iCs/>
           <w:color w:val="000000" w:themeColor="text1"/>
           <w:sz w:val="40"/>
           <w:szCs w:val="40"/>
@@ -1706,6 +1528,77 @@
         <w:spacing w:line="276" w:lineRule="auto"/>
         <w:ind w:left="0" w:right="-52" w:firstLine="0"/>
         <w:rPr>
+          <w:color w:val="000000" w:themeColor="text1"/>
+          <w:sz w:val="40"/>
+          <w:szCs w:val="40"/>
+        </w:rPr>
+      </w:pPr>
+      <w:r>
+        <w:rPr>
+          <w:color w:val="000000" w:themeColor="text1"/>
+          <w:sz w:val="40"/>
+          <w:szCs w:val="40"/>
+        </w:rPr>
+        <w:t xml:space="preserve">Add an </w:t>
+      </w:r>
+      <w:r>
+        <w:rPr>
+          <w:b/>
+          <w:bCs/>
+          <w:color w:val="00B050"/>
+          <w:sz w:val="40"/>
+          <w:szCs w:val="40"/>
+        </w:rPr>
+        <w:t>AND</w:t>
+      </w:r>
+      <w:r>
+        <w:rPr>
+          <w:color w:val="00B050"/>
+          <w:sz w:val="40"/>
+          <w:szCs w:val="40"/>
+        </w:rPr>
+        <w:t xml:space="preserve"> </w:t>
+      </w:r>
+      <w:r>
+        <w:rPr>
+          <w:color w:val="000000" w:themeColor="text1"/>
+          <w:sz w:val="40"/>
+          <w:szCs w:val="40"/>
+        </w:rPr>
+        <w:t xml:space="preserve">operator inside </w:t>
+      </w:r>
+      <w:r>
+        <w:rPr>
+          <w:b/>
+          <w:bCs/>
+          <w:color w:val="00B050"/>
+          <w:sz w:val="40"/>
+          <w:szCs w:val="40"/>
+        </w:rPr>
+        <w:t>NOT</w:t>
+      </w:r>
+      <w:r>
+        <w:rPr>
+          <w:color w:val="000000" w:themeColor="text1"/>
+          <w:sz w:val="40"/>
+          <w:szCs w:val="40"/>
+        </w:rPr>
+        <w:t>.</w:t>
+      </w:r>
+    </w:p>
+    <w:p>
+      <w:pPr>
+        <w:pStyle w:val="ListParagraph"/>
+        <w:numPr>
+          <w:ilvl w:val="0"/>
+          <w:numId w:val="6"/>
+        </w:numPr>
+        <w:tabs>
+          <w:tab w:val="left" w:pos="426"/>
+        </w:tabs>
+        <w:spacing w:line="276" w:lineRule="auto"/>
+        <w:ind w:left="0" w:right="-52" w:firstLine="0"/>
+        <w:rPr>
           <w:sz w:val="40"/>
           <w:szCs w:val="40"/>
         </w:rPr>
@@ -1718,22 +1611,22 @@
           <w:szCs w:val="40"/>
         </w:rPr>
         <w:drawing>
-          <wp:anchor distT="0" distB="0" distL="114300" distR="114300" simplePos="0" relativeHeight="251766784" behindDoc="1" locked="0" layoutInCell="1" allowOverlap="1" wp14:anchorId="5F647121" wp14:editId="1C9564CC">
+          <wp:anchor distT="0" distB="0" distL="114300" distR="114300" simplePos="0" relativeHeight="251766784" behindDoc="1" locked="0" layoutInCell="1" allowOverlap="1" wp14:anchorId="5F647121" wp14:editId="33606B06">
             <wp:simplePos x="0" y="0"/>
             <wp:positionH relativeFrom="column">
-              <wp:posOffset>3374390</wp:posOffset>
+              <wp:posOffset>3289358</wp:posOffset>
             </wp:positionH>
             <wp:positionV relativeFrom="paragraph">
-              <wp:posOffset>309668</wp:posOffset>
+              <wp:posOffset>310226</wp:posOffset>
             </wp:positionV>
-            <wp:extent cx="3163570" cy="968375"/>
-            <wp:effectExtent l="0" t="0" r="0" b="0"/>
+            <wp:extent cx="3349332" cy="1025237"/>
+            <wp:effectExtent l="0" t="0" r="3810" b="3810"/>
             <wp:wrapTight wrapText="bothSides">
               <wp:wrapPolygon edited="0">
                 <wp:start x="0" y="0"/>
-                <wp:lineTo x="0" y="21246"/>
-                <wp:lineTo x="21505" y="21246"/>
-                <wp:lineTo x="21505" y="0"/>
+                <wp:lineTo x="0" y="21413"/>
+                <wp:lineTo x="21543" y="21413"/>
+                <wp:lineTo x="21543" y="0"/>
                 <wp:lineTo x="0" y="0"/>
               </wp:wrapPolygon>
             </wp:wrapTight>
@@ -1746,6 +1639,364 @@
                 <pic:pic xmlns:pic="http://schemas.openxmlformats.org/drawingml/2006/picture">
                   <pic:nvPicPr>
                     <pic:cNvPr id="12" name="Picture 12" descr="Graphical user interface, application&#10;&#10;Description automatically generated"/>
+                    <pic:cNvPicPr/>
+                  </pic:nvPicPr>
+                  <pic:blipFill>
+                    <a:blip r:embed="rId12">
+                      <a:extLst>
+                        <a:ext uri="{28A0092B-C50C-407E-A947-70E740481C1C}">
+                          <a14:useLocalDpi xmlns:a14="http://schemas.microsoft.com/office/drawing/2010/main" val="0"/>
+                        </a:ext>
+                      </a:extLst>
+                    </a:blip>
+                    <a:stretch>
+                      <a:fillRect/>
+                    </a:stretch>
+                  </pic:blipFill>
+                  <pic:spPr>
+                    <a:xfrm>
+                      <a:off x="0" y="0"/>
+                      <a:ext cx="3351600" cy="1025931"/>
+                    </a:xfrm>
+                    <a:prstGeom prst="rect">
+                      <a:avLst/>
+                    </a:prstGeom>
+                  </pic:spPr>
+                </pic:pic>
+              </a:graphicData>
+            </a:graphic>
+            <wp14:sizeRelH relativeFrom="page">
+              <wp14:pctWidth>0</wp14:pctWidth>
+            </wp14:sizeRelH>
+            <wp14:sizeRelV relativeFrom="page">
+              <wp14:pctHeight>0</wp14:pctHeight>
+            </wp14:sizeRelV>
+          </wp:anchor>
+        </w:drawing>
+      </w:r>
+      <w:r>
+        <w:rPr>
+          <w:sz w:val="40"/>
+          <w:szCs w:val="40"/>
+        </w:rPr>
+        <w:t xml:space="preserve">On one side of the </w:t>
+      </w:r>
+      <w:r>
+        <w:rPr>
+          <w:b/>
+          <w:bCs/>
+          <w:color w:val="00B050"/>
+          <w:sz w:val="40"/>
+          <w:szCs w:val="40"/>
+        </w:rPr>
+        <w:t>AND</w:t>
+      </w:r>
+      <w:r>
+        <w:rPr>
+          <w:sz w:val="40"/>
+          <w:szCs w:val="40"/>
+        </w:rPr>
+        <w:t xml:space="preserve">, test for </w:t>
+      </w:r>
+      <w:r>
+        <w:rPr>
+          <w:sz w:val="40"/>
+          <w:szCs w:val="40"/>
+        </w:rPr>
+        <w:t xml:space="preserve">the rocket </w:t>
+      </w:r>
+      <w:r>
+        <w:rPr>
+          <w:b/>
+          <w:bCs/>
+          <w:color w:val="00B0F0"/>
+          <w:sz w:val="40"/>
+          <w:szCs w:val="40"/>
+        </w:rPr>
+        <w:t>touching X</w:t>
+      </w:r>
+      <w:r>
+        <w:rPr>
+          <w:sz w:val="40"/>
+          <w:szCs w:val="40"/>
+        </w:rPr>
+        <w:t>.</w:t>
+      </w:r>
+    </w:p>
+    <w:p>
+      <w:pPr>
+        <w:pStyle w:val="ListParagraph"/>
+        <w:numPr>
+          <w:ilvl w:val="0"/>
+          <w:numId w:val="6"/>
+        </w:numPr>
+        <w:tabs>
+          <w:tab w:val="left" w:pos="426"/>
+        </w:tabs>
+        <w:spacing w:line="276" w:lineRule="auto"/>
+        <w:ind w:left="0" w:right="-52" w:firstLine="0"/>
+        <w:rPr>
+          <w:sz w:val="40"/>
+          <w:szCs w:val="40"/>
+        </w:rPr>
+      </w:pPr>
+      <w:r>
+        <w:rPr>
+          <w:sz w:val="40"/>
+          <w:szCs w:val="40"/>
+        </w:rPr>
+        <w:t xml:space="preserve">On the other side of the </w:t>
+      </w:r>
+      <w:r>
+        <w:rPr>
+          <w:b/>
+          <w:bCs/>
+          <w:color w:val="00B050"/>
+          <w:sz w:val="40"/>
+          <w:szCs w:val="40"/>
+        </w:rPr>
+        <w:t>AND</w:t>
+      </w:r>
+      <w:r>
+        <w:rPr>
+          <w:sz w:val="40"/>
+          <w:szCs w:val="40"/>
+        </w:rPr>
+        <w:t xml:space="preserve">, add a test for </w:t>
+      </w:r>
+      <w:r>
+        <w:rPr>
+          <w:b/>
+          <w:bCs/>
+          <w:color w:val="FF9300"/>
+          <w:sz w:val="40"/>
+          <w:szCs w:val="40"/>
+        </w:rPr>
+        <w:t>speed</w:t>
+      </w:r>
+      <w:r>
+        <w:rPr>
+          <w:b/>
+          <w:bCs/>
+          <w:color w:val="00B050"/>
+          <w:sz w:val="40"/>
+          <w:szCs w:val="40"/>
+        </w:rPr>
+        <w:t>=</w:t>
+      </w:r>
+      <w:r>
+        <w:rPr>
+          <w:b/>
+          <w:bCs/>
+          <w:sz w:val="40"/>
+          <w:szCs w:val="40"/>
+        </w:rPr>
+        <w:t>0</w:t>
+      </w:r>
+      <w:r>
+        <w:rPr>
+          <w:sz w:val="40"/>
+          <w:szCs w:val="40"/>
+        </w:rPr>
+        <w:t>.</w:t>
+      </w:r>
+    </w:p>
+    <w:p>
+      <w:pPr>
+        <w:pStyle w:val="ListParagraph"/>
+        <w:numPr>
+          <w:ilvl w:val="0"/>
+          <w:numId w:val="6"/>
+        </w:numPr>
+        <w:tabs>
+          <w:tab w:val="left" w:pos="426"/>
+        </w:tabs>
+        <w:spacing w:line="276" w:lineRule="auto"/>
+        <w:ind w:left="0" w:right="-52" w:firstLine="0"/>
+        <w:rPr>
+          <w:color w:val="000000" w:themeColor="text1"/>
+          <w:sz w:val="40"/>
+          <w:szCs w:val="40"/>
+        </w:rPr>
+      </w:pPr>
+      <w:r>
+        <w:rPr>
+          <w:color w:val="000000" w:themeColor="text1"/>
+          <w:sz w:val="40"/>
+          <w:szCs w:val="40"/>
+        </w:rPr>
+        <w:t xml:space="preserve">Inside the </w:t>
+      </w:r>
+      <w:r>
+        <w:rPr>
+          <w:b/>
+          <w:bCs/>
+          <w:color w:val="FF9300"/>
+          <w:sz w:val="40"/>
+          <w:szCs w:val="40"/>
+        </w:rPr>
+        <w:t>if</w:t>
+      </w:r>
+      <w:r>
+        <w:rPr>
+          <w:color w:val="FF9300"/>
+          <w:sz w:val="40"/>
+          <w:szCs w:val="40"/>
+        </w:rPr>
+        <w:t xml:space="preserve"> </w:t>
+      </w:r>
+      <w:r>
+        <w:rPr>
+          <w:color w:val="000000" w:themeColor="text1"/>
+          <w:sz w:val="40"/>
+          <w:szCs w:val="40"/>
+        </w:rPr>
+        <w:t xml:space="preserve">block, </w:t>
+      </w:r>
+      <w:r>
+        <w:rPr>
+          <w:b/>
+          <w:bCs/>
+          <w:color w:val="7030A0"/>
+          <w:sz w:val="40"/>
+          <w:szCs w:val="40"/>
+        </w:rPr>
+        <w:t>switch costume</w:t>
+      </w:r>
+      <w:r>
+        <w:rPr>
+          <w:color w:val="7030A0"/>
+          <w:sz w:val="40"/>
+          <w:szCs w:val="40"/>
+        </w:rPr>
+        <w:t xml:space="preserve"> </w:t>
+      </w:r>
+      <w:r>
+        <w:rPr>
+          <w:color w:val="000000" w:themeColor="text1"/>
+          <w:sz w:val="40"/>
+          <w:szCs w:val="40"/>
+        </w:rPr>
+        <w:t>back to one with a flame to show the rocket firing.</w:t>
+      </w:r>
+    </w:p>
+    <w:p>
+      <w:pPr>
+        <w:tabs>
+          <w:tab w:val="left" w:pos="426"/>
+        </w:tabs>
+        <w:spacing w:before="240" w:after="240" w:line="276" w:lineRule="auto"/>
+        <w:ind w:right="-760"/>
+        <w:rPr>
+          <w:i/>
+          <w:iCs/>
+          <w:sz w:val="40"/>
+          <w:szCs w:val="40"/>
+        </w:rPr>
+      </w:pPr>
+      <w:r>
+        <w:rPr>
+          <w:i/>
+          <w:iCs/>
+          <w:sz w:val="40"/>
+          <w:szCs w:val="40"/>
+        </w:rPr>
+        <w:t xml:space="preserve">The rocket has landed if it’s </w:t>
+      </w:r>
+      <w:r>
+        <w:rPr>
+          <w:i/>
+          <w:iCs/>
+          <w:sz w:val="40"/>
+          <w:szCs w:val="40"/>
+        </w:rPr>
+        <w:t>touching</w:t>
+      </w:r>
+      <w:r>
+        <w:rPr>
+          <w:i/>
+          <w:iCs/>
+          <w:sz w:val="40"/>
+          <w:szCs w:val="40"/>
+        </w:rPr>
+        <w:t xml:space="preserve"> the landing spot, and the speed isn’t changing. Use a </w:t>
+      </w:r>
+      <w:r>
+        <w:rPr>
+          <w:b/>
+          <w:bCs/>
+          <w:i/>
+          <w:iCs/>
+          <w:sz w:val="40"/>
+          <w:szCs w:val="40"/>
+        </w:rPr>
+        <w:t>timer</w:t>
+      </w:r>
+      <w:r>
+        <w:rPr>
+          <w:i/>
+          <w:iCs/>
+          <w:sz w:val="40"/>
+          <w:szCs w:val="40"/>
+        </w:rPr>
+        <w:t xml:space="preserve"> to count how long it’s been since the engine last fired.</w:t>
+      </w:r>
+    </w:p>
+    <w:p>
+      <w:pPr>
+        <w:pStyle w:val="ListParagraph"/>
+        <w:numPr>
+          <w:ilvl w:val="0"/>
+          <w:numId w:val="6"/>
+        </w:numPr>
+        <w:tabs>
+          <w:tab w:val="left" w:pos="426"/>
+        </w:tabs>
+        <w:spacing w:line="276" w:lineRule="auto"/>
+        <w:ind w:left="0" w:right="-761" w:firstLine="0"/>
+        <w:rPr>
+          <w:sz w:val="40"/>
+          <w:szCs w:val="40"/>
+        </w:rPr>
+      </w:pPr>
+      <w:r>
+        <w:rPr>
+          <w:i/>
+          <w:iCs/>
+          <w:noProof/>
+          <w:color w:val="00B0F0"/>
+          <w:sz w:val="40"/>
+          <w:szCs w:val="40"/>
+        </w:rPr>
+        <w:drawing>
+          <wp:anchor distT="0" distB="0" distL="114300" distR="114300" simplePos="0" relativeHeight="251765760" behindDoc="1" locked="0" layoutInCell="1" allowOverlap="1" wp14:anchorId="051F08A2" wp14:editId="594F30CF">
+            <wp:simplePos x="0" y="0"/>
+            <wp:positionH relativeFrom="column">
+              <wp:posOffset>3331845</wp:posOffset>
+            </wp:positionH>
+            <wp:positionV relativeFrom="paragraph">
+              <wp:posOffset>38100</wp:posOffset>
+            </wp:positionV>
+            <wp:extent cx="3298825" cy="3306445"/>
+            <wp:effectExtent l="0" t="0" r="3175" b="0"/>
+            <wp:wrapTight wrapText="bothSides">
+              <wp:wrapPolygon edited="0">
+                <wp:start x="0" y="0"/>
+                <wp:lineTo x="0" y="21488"/>
+                <wp:lineTo x="21538" y="21488"/>
+                <wp:lineTo x="21538" y="0"/>
+                <wp:lineTo x="0" y="0"/>
+              </wp:wrapPolygon>
+            </wp:wrapTight>
+            <wp:docPr id="11" name="Picture 11" descr="Timeline&#10;&#10;Description automatically generated"/>
+            <wp:cNvGraphicFramePr>
+              <a:graphicFrameLocks xmlns:a="http://schemas.openxmlformats.org/drawingml/2006/main" noChangeAspect="1"/>
+            </wp:cNvGraphicFramePr>
+            <a:graphic xmlns:a="http://schemas.openxmlformats.org/drawingml/2006/main">
+              <a:graphicData uri="http://schemas.openxmlformats.org/drawingml/2006/picture">
+                <pic:pic xmlns:pic="http://schemas.openxmlformats.org/drawingml/2006/picture">
+                  <pic:nvPicPr>
+                    <pic:cNvPr id="11" name="Picture 11" descr="Timeline&#10;&#10;Description automatically generated"/>
                     <pic:cNvPicPr/>
                   </pic:nvPicPr>
                   <pic:blipFill>
@@ -1763,7 +2014,7 @@
                   <pic:spPr>
                     <a:xfrm>
                       <a:off x="0" y="0"/>
-                      <a:ext cx="3163570" cy="968375"/>
+                      <a:ext cx="3298825" cy="3306445"/>
                     </a:xfrm>
                     <a:prstGeom prst="rect">
                       <a:avLst/>
@@ -1783,44 +2034,35 @@
       </w:r>
       <w:r>
         <w:rPr>
-          <w:sz w:val="40"/>
-          <w:szCs w:val="40"/>
-        </w:rPr>
-        <w:t xml:space="preserve">On one side of the </w:t>
-      </w:r>
-      <w:r>
-        <w:rPr>
-          <w:b/>
-          <w:bCs/>
-          <w:color w:val="00B050"/>
-          <w:sz w:val="40"/>
-          <w:szCs w:val="40"/>
-        </w:rPr>
-        <w:t>AND</w:t>
-      </w:r>
-      <w:r>
-        <w:rPr>
-          <w:sz w:val="40"/>
-          <w:szCs w:val="40"/>
-        </w:rPr>
-        <w:t xml:space="preserve">, test for </w:t>
-      </w:r>
-      <w:r>
-        <w:rPr>
-          <w:sz w:val="40"/>
-          <w:szCs w:val="40"/>
-        </w:rPr>
-        <w:t xml:space="preserve">the rocket </w:t>
-      </w:r>
-      <w:r>
-        <w:rPr>
           <w:b/>
           <w:bCs/>
           <w:color w:val="00B0F0"/>
           <w:sz w:val="40"/>
           <w:szCs w:val="40"/>
         </w:rPr>
-        <w:t>touching X</w:t>
+        <w:t>Reset timer</w:t>
+      </w:r>
+      <w:r>
+        <w:rPr>
+          <w:color w:val="00B0F0"/>
+          <w:sz w:val="40"/>
+          <w:szCs w:val="40"/>
+        </w:rPr>
+        <w:t xml:space="preserve"> </w:t>
+      </w:r>
+      <w:r>
+        <w:rPr>
+          <w:sz w:val="40"/>
+          <w:szCs w:val="40"/>
+        </w:rPr>
+        <w:t xml:space="preserve">to 0 </w:t>
+      </w:r>
+      <w:r>
+        <w:rPr>
+          <w:sz w:val="40"/>
+          <w:szCs w:val="40"/>
+        </w:rPr>
+        <w:t>every time we switch to a rocket firing costume</w:t>
       </w:r>
       <w:r>
         <w:rPr>
@@ -1852,355 +2094,6 @@
           <w:sz w:val="40"/>
           <w:szCs w:val="40"/>
         </w:rPr>
-        <w:t xml:space="preserve">On the other side of the </w:t>
-      </w:r>
-      <w:r>
-        <w:rPr>
-          <w:b/>
-          <w:bCs/>
-          <w:color w:val="00B050"/>
-          <w:sz w:val="40"/>
-          <w:szCs w:val="40"/>
-        </w:rPr>
-        <w:t>AND</w:t>
-      </w:r>
-      <w:r>
-        <w:rPr>
-          <w:sz w:val="40"/>
-          <w:szCs w:val="40"/>
-        </w:rPr>
-        <w:t xml:space="preserve">, add a test for </w:t>
-      </w:r>
-      <w:r>
-        <w:rPr>
-          <w:b/>
-          <w:bCs/>
-          <w:color w:val="FF9300"/>
-          <w:sz w:val="40"/>
-          <w:szCs w:val="40"/>
-        </w:rPr>
-        <w:t>speed</w:t>
-      </w:r>
-      <w:r>
-        <w:rPr>
-          <w:b/>
-          <w:bCs/>
-          <w:color w:val="00B050"/>
-          <w:sz w:val="40"/>
-          <w:szCs w:val="40"/>
-        </w:rPr>
-        <w:t>=</w:t>
-      </w:r>
-      <w:r>
-        <w:rPr>
-          <w:b/>
-          <w:bCs/>
-          <w:sz w:val="40"/>
-          <w:szCs w:val="40"/>
-        </w:rPr>
-        <w:t>0</w:t>
-      </w:r>
-      <w:r>
-        <w:rPr>
-          <w:sz w:val="40"/>
-          <w:szCs w:val="40"/>
-        </w:rPr>
-        <w:t>.</w:t>
-      </w:r>
-    </w:p>
-    <w:p>
-      <w:pPr>
-        <w:pStyle w:val="ListParagraph"/>
-        <w:numPr>
-          <w:ilvl w:val="0"/>
-          <w:numId w:val="6"/>
-        </w:numPr>
-        <w:tabs>
-          <w:tab w:val="left" w:pos="426"/>
-        </w:tabs>
-        <w:spacing w:line="276" w:lineRule="auto"/>
-        <w:ind w:left="0" w:right="-52" w:firstLine="0"/>
-        <w:rPr>
-          <w:color w:val="000000" w:themeColor="text1"/>
-          <w:sz w:val="40"/>
-          <w:szCs w:val="40"/>
-        </w:rPr>
-      </w:pPr>
-      <w:r>
-        <w:rPr>
-          <w:color w:val="000000" w:themeColor="text1"/>
-          <w:sz w:val="40"/>
-          <w:szCs w:val="40"/>
-        </w:rPr>
-        <w:t xml:space="preserve">Inside the </w:t>
-      </w:r>
-      <w:r>
-        <w:rPr>
-          <w:b/>
-          <w:bCs/>
-          <w:color w:val="FF9300"/>
-          <w:sz w:val="40"/>
-          <w:szCs w:val="40"/>
-        </w:rPr>
-        <w:t>if</w:t>
-      </w:r>
-      <w:r>
-        <w:rPr>
-          <w:color w:val="FF9300"/>
-          <w:sz w:val="40"/>
-          <w:szCs w:val="40"/>
-        </w:rPr>
-        <w:t xml:space="preserve"> </w:t>
-      </w:r>
-      <w:r>
-        <w:rPr>
-          <w:color w:val="000000" w:themeColor="text1"/>
-          <w:sz w:val="40"/>
-          <w:szCs w:val="40"/>
-        </w:rPr>
-        <w:t xml:space="preserve">block, </w:t>
-      </w:r>
-      <w:r>
-        <w:rPr>
-          <w:b/>
-          <w:bCs/>
-          <w:color w:val="7030A0"/>
-          <w:sz w:val="40"/>
-          <w:szCs w:val="40"/>
-        </w:rPr>
-        <w:t>switch costume</w:t>
-      </w:r>
-      <w:r>
-        <w:rPr>
-          <w:color w:val="7030A0"/>
-          <w:sz w:val="40"/>
-          <w:szCs w:val="40"/>
-        </w:rPr>
-        <w:t xml:space="preserve"> </w:t>
-      </w:r>
-      <w:r>
-        <w:rPr>
-          <w:color w:val="000000" w:themeColor="text1"/>
-          <w:sz w:val="40"/>
-          <w:szCs w:val="40"/>
-        </w:rPr>
-        <w:t>back to one with a flame to show the rocket firing.</w:t>
-      </w:r>
-    </w:p>
-    <w:p>
-      <w:pPr>
-        <w:tabs>
-          <w:tab w:val="left" w:pos="426"/>
-        </w:tabs>
-        <w:spacing w:before="240" w:after="240" w:line="276" w:lineRule="auto"/>
-        <w:ind w:right="-760"/>
-        <w:rPr>
-          <w:i/>
-          <w:iCs/>
-          <w:sz w:val="40"/>
-          <w:szCs w:val="40"/>
-        </w:rPr>
-      </w:pPr>
-      <w:r>
-        <w:rPr>
-          <w:i/>
-          <w:iCs/>
-          <w:sz w:val="40"/>
-          <w:szCs w:val="40"/>
-        </w:rPr>
-        <w:t xml:space="preserve">The rocket has landed if it’s </w:t>
-      </w:r>
-      <w:r>
-        <w:rPr>
-          <w:i/>
-          <w:iCs/>
-          <w:sz w:val="40"/>
-          <w:szCs w:val="40"/>
-        </w:rPr>
-        <w:t>touching</w:t>
-      </w:r>
-      <w:r>
-        <w:rPr>
-          <w:i/>
-          <w:iCs/>
-          <w:sz w:val="40"/>
-          <w:szCs w:val="40"/>
-        </w:rPr>
-        <w:t xml:space="preserve"> the landing spot, and the speed isn’t changing. Use a </w:t>
-      </w:r>
-      <w:r>
-        <w:rPr>
-          <w:b/>
-          <w:bCs/>
-          <w:i/>
-          <w:iCs/>
-          <w:sz w:val="40"/>
-          <w:szCs w:val="40"/>
-        </w:rPr>
-        <w:t>timer</w:t>
-      </w:r>
-      <w:r>
-        <w:rPr>
-          <w:i/>
-          <w:iCs/>
-          <w:sz w:val="40"/>
-          <w:szCs w:val="40"/>
-        </w:rPr>
-        <w:t xml:space="preserve"> to count how long it’s been since the engine last fired.</w:t>
-      </w:r>
-    </w:p>
-    <w:p>
-      <w:pPr>
-        <w:pStyle w:val="ListParagraph"/>
-        <w:numPr>
-          <w:ilvl w:val="0"/>
-          <w:numId w:val="6"/>
-        </w:numPr>
-        <w:tabs>
-          <w:tab w:val="left" w:pos="426"/>
-        </w:tabs>
-        <w:spacing w:line="276" w:lineRule="auto"/>
-        <w:ind w:left="0" w:right="-761" w:firstLine="0"/>
-        <w:rPr>
-          <w:sz w:val="40"/>
-          <w:szCs w:val="40"/>
-        </w:rPr>
-      </w:pPr>
-      <w:r>
-        <w:rPr>
-          <w:i/>
-          <w:iCs/>
-          <w:noProof/>
-          <w:color w:val="00B0F0"/>
-          <w:sz w:val="40"/>
-          <w:szCs w:val="40"/>
-        </w:rPr>
-        <w:drawing>
-          <wp:anchor distT="0" distB="0" distL="114300" distR="114300" simplePos="0" relativeHeight="251765760" behindDoc="1" locked="0" layoutInCell="1" allowOverlap="1" wp14:anchorId="051F08A2" wp14:editId="053BE99E">
-            <wp:simplePos x="0" y="0"/>
-            <wp:positionH relativeFrom="column">
-              <wp:posOffset>3460750</wp:posOffset>
-            </wp:positionH>
-            <wp:positionV relativeFrom="paragraph">
-              <wp:posOffset>37465</wp:posOffset>
-            </wp:positionV>
-            <wp:extent cx="3075305" cy="3082290"/>
-            <wp:effectExtent l="0" t="0" r="0" b="3810"/>
-            <wp:wrapTight wrapText="bothSides">
-              <wp:wrapPolygon edited="0">
-                <wp:start x="0" y="0"/>
-                <wp:lineTo x="0" y="21538"/>
-                <wp:lineTo x="21497" y="21538"/>
-                <wp:lineTo x="21497" y="0"/>
-                <wp:lineTo x="0" y="0"/>
-              </wp:wrapPolygon>
-            </wp:wrapTight>
-            <wp:docPr id="11" name="Picture 11" descr="Timeline&#10;&#10;Description automatically generated"/>
-            <wp:cNvGraphicFramePr>
-              <a:graphicFrameLocks xmlns:a="http://schemas.openxmlformats.org/drawingml/2006/main" noChangeAspect="1"/>
-            </wp:cNvGraphicFramePr>
-            <a:graphic xmlns:a="http://schemas.openxmlformats.org/drawingml/2006/main">
-              <a:graphicData uri="http://schemas.openxmlformats.org/drawingml/2006/picture">
-                <pic:pic xmlns:pic="http://schemas.openxmlformats.org/drawingml/2006/picture">
-                  <pic:nvPicPr>
-                    <pic:cNvPr id="11" name="Picture 11" descr="Timeline&#10;&#10;Description automatically generated"/>
-                    <pic:cNvPicPr/>
-                  </pic:nvPicPr>
-                  <pic:blipFill>
-                    <a:blip r:embed="rId14">
-                      <a:extLst>
-                        <a:ext uri="{28A0092B-C50C-407E-A947-70E740481C1C}">
-                          <a14:useLocalDpi xmlns:a14="http://schemas.microsoft.com/office/drawing/2010/main" val="0"/>
-                        </a:ext>
-                      </a:extLst>
-                    </a:blip>
-                    <a:stretch>
-                      <a:fillRect/>
-                    </a:stretch>
-                  </pic:blipFill>
-                  <pic:spPr>
-                    <a:xfrm>
-                      <a:off x="0" y="0"/>
-                      <a:ext cx="3075305" cy="3082290"/>
-                    </a:xfrm>
-                    <a:prstGeom prst="rect">
-                      <a:avLst/>
-                    </a:prstGeom>
-                  </pic:spPr>
-                </pic:pic>
-              </a:graphicData>
-            </a:graphic>
-            <wp14:sizeRelH relativeFrom="page">
-              <wp14:pctWidth>0</wp14:pctWidth>
-            </wp14:sizeRelH>
-            <wp14:sizeRelV relativeFrom="page">
-              <wp14:pctHeight>0</wp14:pctHeight>
-            </wp14:sizeRelV>
-          </wp:anchor>
-        </w:drawing>
-      </w:r>
-      <w:r>
-        <w:rPr>
-          <w:b/>
-          <w:bCs/>
-          <w:color w:val="00B0F0"/>
-          <w:sz w:val="40"/>
-          <w:szCs w:val="40"/>
-        </w:rPr>
-        <w:t>Reset timer</w:t>
-      </w:r>
-      <w:r>
-        <w:rPr>
-          <w:color w:val="00B0F0"/>
-          <w:sz w:val="40"/>
-          <w:szCs w:val="40"/>
-        </w:rPr>
-        <w:t xml:space="preserve"> </w:t>
-      </w:r>
-      <w:r>
-        <w:rPr>
-          <w:sz w:val="40"/>
-          <w:szCs w:val="40"/>
-        </w:rPr>
-        <w:t xml:space="preserve">to 0 </w:t>
-      </w:r>
-      <w:r>
-        <w:rPr>
-          <w:sz w:val="40"/>
-          <w:szCs w:val="40"/>
-        </w:rPr>
-        <w:t>every time we switch to a rocket firing costume</w:t>
-      </w:r>
-      <w:r>
-        <w:rPr>
-          <w:sz w:val="40"/>
-          <w:szCs w:val="40"/>
-        </w:rPr>
-        <w:t>.</w:t>
-      </w:r>
-    </w:p>
-    <w:p>
-      <w:pPr>
-        <w:pStyle w:val="ListParagraph"/>
-        <w:numPr>
-          <w:ilvl w:val="0"/>
-          <w:numId w:val="6"/>
-        </w:numPr>
-        <w:tabs>
-          <w:tab w:val="left" w:pos="426"/>
-        </w:tabs>
-        <w:spacing w:line="276" w:lineRule="auto"/>
-        <w:ind w:left="0" w:right="-52" w:firstLine="0"/>
-        <w:rPr>
-          <w:sz w:val="40"/>
-          <w:szCs w:val="40"/>
-        </w:rPr>
-      </w:pPr>
-      <w:r>
-        <w:rPr>
-          <w:sz w:val="40"/>
-          <w:szCs w:val="40"/>
-        </w:rPr>
         <w:t>When</w:t>
       </w:r>
       <w:r>
@@ -2316,21 +2209,7 @@
           <w:sz w:val="40"/>
           <w:szCs w:val="40"/>
         </w:rPr>
-        <w:t xml:space="preserve">a </w:t>
-      </w:r>
-      <w:r>
-        <w:rPr>
-          <w:sz w:val="40"/>
-          <w:szCs w:val="40"/>
-        </w:rPr>
-        <w:t xml:space="preserve">space </w:t>
-      </w:r>
-      <w:r>
-        <w:rPr>
-          <w:sz w:val="40"/>
-          <w:szCs w:val="40"/>
-        </w:rPr>
-        <w:t xml:space="preserve">sound </w:t>
+        <w:t xml:space="preserve">a sound </w:t>
       </w:r>
       <w:r>
         <w:rPr>
@@ -2346,24 +2225,10 @@
         <w:tabs>
           <w:tab w:val="left" w:pos="426"/>
         </w:tabs>
+        <w:snapToGrid w:val="0"/>
         <w:spacing w:before="240" w:after="120" w:line="276" w:lineRule="auto"/>
         <w:ind w:left="0" w:right="-51"/>
-        <w:rPr>
-          <w:i/>
-          <w:iCs/>
-          <w:sz w:val="40"/>
-          <w:szCs w:val="40"/>
-        </w:rPr>
-      </w:pPr>
-    </w:p>
-    <w:p>
-      <w:pPr>
-        <w:pStyle w:val="ListParagraph"/>
-        <w:tabs>
-          <w:tab w:val="left" w:pos="426"/>
-        </w:tabs>
-        <w:spacing w:before="240" w:after="120" w:line="276" w:lineRule="auto"/>
-        <w:ind w:left="0" w:right="-51"/>
+        <w:contextualSpacing w:val="0"/>
         <w:rPr>
           <w:i/>
           <w:iCs/>
@@ -2435,21 +2300,8 @@
           <w:sz w:val="40"/>
           <w:szCs w:val="40"/>
         </w:rPr>
-        <w:t xml:space="preserve">File &gt; Save </w:t>
-      </w:r>
-      <w:proofErr w:type="gramStart"/>
-      <w:r>
-        <w:rPr>
-          <w:b/>
-          <w:bCs/>
-          <w:i/>
-          <w:iCs/>
-          <w:sz w:val="40"/>
-          <w:szCs w:val="40"/>
-        </w:rPr>
-        <w:t>now</w:t>
-      </w:r>
-      <w:proofErr w:type="gramEnd"/>
+        <w:t>File &gt; Save now</w:t>
+      </w:r>
     </w:p>
     <w:sectPr>
       <w:pgSz w:w="11900" w:h="16840"/>
@@ -2462,7 +2314,7 @@
 </file>
 
 <file path=word/numbering.xml><?xml version="1.0" encoding="utf-8"?>
-<w:numbering xmlns:wpc="http://schemas.microsoft.com/office/word/2010/wordprocessingCanvas" xmlns:cx="http://schemas.microsoft.com/office/drawing/2014/chartex" xmlns:cx1="http://schemas.microsoft.com/office/drawing/2015/9/8/chartex" xmlns:cx2="http://schemas.microsoft.com/office/drawing/2015/10/21/chartex" xmlns:cx3="http://schemas.microsoft.com/office/drawing/2016/5/9/chartex" xmlns:cx4="http://schemas.microsoft.com/office/drawing/2016/5/10/chartex" xmlns:cx5="http://schemas.microsoft.com/office/drawing/2016/5/11/chartex" xmlns:cx6="http://schemas.microsoft.com/office/drawing/2016/5/12/chartex" xmlns:cx7="http://schemas.microsoft.com/office/drawing/2016/5/13/chartex" xmlns:cx8="http://schemas.microsoft.com/office/drawing/2016/5/14/chartex" xmlns:mc="http://schemas.openxmlformats.org/markup-compatibility/2006" xmlns:aink="http://schemas.microsoft.com/office/drawing/2016/ink" xmlns:am3d="http://schemas.microsoft.com/office/drawing/2017/model3d" xmlns:o="urn:schemas-microsoft-com:office:office" xmlns:oel="http://schemas.microsoft.com/office/2019/extlst" xmlns:r="http://schemas.openxmlformats.org/officeDocument/2006/relationships" xmlns:m="http://schemas.openxmlformats.org/officeDocument/2006/math" xmlns:v="urn:schemas-microsoft-com:vml" xmlns:wp14="http://schemas.microsoft.com/office/word/2010/wordprocessingDrawing" xmlns:wp="http://schemas.openxmlformats.org/drawingml/2006/wordprocessingDrawing" xmlns:w10="urn:schemas-microsoft-com:office:word" xmlns:w="http://schemas.openxmlformats.org/wordprocessingml/2006/main" xmlns:w14="http://schemas.microsoft.com/office/word/2010/wordml" xmlns:w15="http://schemas.microsoft.com/office/word/2012/wordml" xmlns:w16cex="http://schemas.microsoft.com/office/word/2018/wordml/cex" xmlns:w16cid="http://schemas.microsoft.com/office/word/2016/wordml/cid" xmlns:w16="http://schemas.microsoft.com/office/word/2018/wordml" xmlns:w16du="http://schemas.microsoft.com/office/word/2023/wordml/word16du" xmlns:w16sdtdh="http://schemas.microsoft.com/office/word/2020/wordml/sdtdatahash" xmlns:w16se="http://schemas.microsoft.com/office/word/2015/wordml/symex" xmlns:wpg="http://schemas.microsoft.com/office/word/2010/wordprocessingGroup" xmlns:wpi="http://schemas.microsoft.com/office/word/2010/wordprocessingInk" xmlns:wne="http://schemas.microsoft.com/office/word/2006/wordml" xmlns:wps="http://schemas.microsoft.com/office/word/2010/wordprocessingShape" mc:Ignorable="w14 w15 w16se w16cid w16 w16cex w16sdtdh wp14">
+<w:numbering xmlns:wpc="http://schemas.microsoft.com/office/word/2010/wordprocessingCanvas" xmlns:cx="http://schemas.microsoft.com/office/drawing/2014/chartex" xmlns:cx1="http://schemas.microsoft.com/office/drawing/2015/9/8/chartex" xmlns:cx2="http://schemas.microsoft.com/office/drawing/2015/10/21/chartex" xmlns:cx3="http://schemas.microsoft.com/office/drawing/2016/5/9/chartex" xmlns:cx4="http://schemas.microsoft.com/office/drawing/2016/5/10/chartex" xmlns:cx5="http://schemas.microsoft.com/office/drawing/2016/5/11/chartex" xmlns:cx6="http://schemas.microsoft.com/office/drawing/2016/5/12/chartex" xmlns:cx7="http://schemas.microsoft.com/office/drawing/2016/5/13/chartex" xmlns:cx8="http://schemas.microsoft.com/office/drawing/2016/5/14/chartex" xmlns:mc="http://schemas.openxmlformats.org/markup-compatibility/2006" xmlns:aink="http://schemas.microsoft.com/office/drawing/2016/ink" xmlns:am3d="http://schemas.microsoft.com/office/drawing/2017/model3d" xmlns:o="urn:schemas-microsoft-com:office:office" xmlns:oel="http://schemas.microsoft.com/office/2019/extlst" xmlns:r="http://schemas.openxmlformats.org/officeDocument/2006/relationships" xmlns:m="http://schemas.openxmlformats.org/officeDocument/2006/math" xmlns:v="urn:schemas-microsoft-com:vml" xmlns:wp14="http://schemas.microsoft.com/office/word/2010/wordprocessingDrawing" xmlns:wp="http://schemas.openxmlformats.org/drawingml/2006/wordprocessingDrawing" xmlns:w10="urn:schemas-microsoft-com:office:word" xmlns:w="http://schemas.openxmlformats.org/wordprocessingml/2006/main" xmlns:w14="http://schemas.microsoft.com/office/word/2010/wordml" xmlns:w15="http://schemas.microsoft.com/office/word/2012/wordml" xmlns:w16cex="http://schemas.microsoft.com/office/word/2018/wordml/cex" xmlns:w16cid="http://schemas.microsoft.com/office/word/2016/wordml/cid" xmlns:w16="http://schemas.microsoft.com/office/word/2018/wordml" xmlns:w16du="http://schemas.microsoft.com/office/word/2023/wordml/word16du" xmlns:w16sdtdh="http://schemas.microsoft.com/office/word/2020/wordml/sdtdatahash" xmlns:w16sdtfl="http://schemas.microsoft.com/office/word/2024/wordml/sdtformatlock" xmlns:w16se="http://schemas.microsoft.com/office/word/2015/wordml/symex" xmlns:wpg="http://schemas.microsoft.com/office/word/2010/wordprocessingGroup" xmlns:wpi="http://schemas.microsoft.com/office/word/2010/wordprocessingInk" xmlns:wne="http://schemas.microsoft.com/office/word/2006/wordml" xmlns:wps="http://schemas.microsoft.com/office/word/2010/wordprocessingShape" mc:Ignorable="w14 w15 w16se w16cid w16 w16cex w16sdtdh w16sdtfl w16du wp14">
   <w:abstractNum w:abstractNumId="0" w15:restartNumberingAfterBreak="0">
     <w:nsid w:val="0AB0423E"/>
     <w:multiLevelType w:val="hybridMultilevel"/>
@@ -4034,7 +3886,7 @@
 </file>
 
 <file path=word/styles.xml><?xml version="1.0" encoding="utf-8"?>
-<w:styles xmlns:mc="http://schemas.openxmlformats.org/markup-compatibility/2006" xmlns:r="http://schemas.openxmlformats.org/officeDocument/2006/relationships" xmlns:w="http://schemas.openxmlformats.org/wordprocessingml/2006/main" xmlns:w14="http://schemas.microsoft.com/office/word/2010/wordml" xmlns:w15="http://schemas.microsoft.com/office/word/2012/wordml" xmlns:w16cex="http://schemas.microsoft.com/office/word/2018/wordml/cex" xmlns:w16cid="http://schemas.microsoft.com/office/word/2016/wordml/cid" xmlns:w16="http://schemas.microsoft.com/office/word/2018/wordml" xmlns:w16sdtdh="http://schemas.microsoft.com/office/word/2020/wordml/sdtdatahash" xmlns:w16se="http://schemas.microsoft.com/office/word/2015/wordml/symex" mc:Ignorable="w14 w15 w16se w16cid w16 w16cex w16sdtdh">
+<w:styles xmlns:mc="http://schemas.openxmlformats.org/markup-compatibility/2006" xmlns:r="http://schemas.openxmlformats.org/officeDocument/2006/relationships" xmlns:w="http://schemas.openxmlformats.org/wordprocessingml/2006/main" xmlns:w14="http://schemas.microsoft.com/office/word/2010/wordml" xmlns:w15="http://schemas.microsoft.com/office/word/2012/wordml" xmlns:w16cex="http://schemas.microsoft.com/office/word/2018/wordml/cex" xmlns:w16cid="http://schemas.microsoft.com/office/word/2016/wordml/cid" xmlns:w16="http://schemas.microsoft.com/office/word/2018/wordml" xmlns:w16du="http://schemas.microsoft.com/office/word/2023/wordml/word16du" xmlns:w16sdtdh="http://schemas.microsoft.com/office/word/2020/wordml/sdtdatahash" xmlns:w16sdtfl="http://schemas.microsoft.com/office/word/2024/wordml/sdtformatlock" xmlns:w16se="http://schemas.microsoft.com/office/word/2015/wordml/symex" mc:Ignorable="w14 w15 w16se w16cid w16 w16cex w16sdtdh w16sdtfl w16du">
   <w:docDefaults>
     <w:rPrDefault>
       <w:rPr>
@@ -4808,4 +4660,10 @@
     </a:ext>
   </a:extLst>
 </a:theme>
+</file>
+
+<file path=docMetadata/LabelInfo.xml><?xml version="1.0" encoding="utf-8"?>
+<clbl:labelList xmlns:clbl="http://schemas.microsoft.com/office/2020/mipLabelMetadata">
+  <clbl:label id="{fc0de803-e079-4d4f-96bc-6f3b3b6923e3}" enabled="1" method="Privileged" siteId="{07ef1208-413c-4b5e-9cdd-64ef305754f0}" contentBits="0" removed="0"/>
+</clbl:labelList>
 </file>
--- a/scratch/scratch-lander.docx
+++ b/scratch/scratch-lander.docx
@@ -982,45 +982,6 @@
         </w:rPr>
         <w:t xml:space="preserve"> </w:t>
       </w:r>
-      <w:r>
-        <w:rPr>
-          <w:sz w:val="40"/>
-          <w:szCs w:val="40"/>
-        </w:rPr>
-        <w:br/>
-      </w:r>
-      <w:r>
-        <w:rPr>
-          <w:sz w:val="40"/>
-          <w:szCs w:val="40"/>
-        </w:rPr>
-        <w:t xml:space="preserve">Inside the loop, </w:t>
-      </w:r>
-      <w:r>
-        <w:rPr>
-          <w:b/>
-          <w:bCs/>
-          <w:color w:val="7030A0"/>
-          <w:sz w:val="40"/>
-          <w:szCs w:val="40"/>
-        </w:rPr>
-        <w:t>switch costume</w:t>
-      </w:r>
-      <w:r>
-        <w:rPr>
-          <w:color w:val="7030A0"/>
-          <w:sz w:val="40"/>
-          <w:szCs w:val="40"/>
-        </w:rPr>
-        <w:t xml:space="preserve"> </w:t>
-      </w:r>
-      <w:r>
-        <w:rPr>
-          <w:sz w:val="40"/>
-          <w:szCs w:val="40"/>
-        </w:rPr>
-        <w:t>to one without a rocket flame.</w:t>
-      </w:r>
     </w:p>
     <w:p>
       <w:pPr>
@@ -1030,6 +991,8 @@
         <w:ind w:left="0" w:right="-1043"/>
         <w:contextualSpacing w:val="0"/>
         <w:rPr>
+          <w:i/>
+          <w:iCs/>
           <w:sz w:val="40"/>
           <w:szCs w:val="40"/>
         </w:rPr>
@@ -1081,25 +1044,6 @@
           <w:szCs w:val="40"/>
         </w:rPr>
         <w:br/>
-        <w:t>How can we ignore</w:t>
-      </w:r>
-      <w:r>
-        <w:rPr>
-          <w:i/>
-          <w:iCs/>
-          <w:sz w:val="40"/>
-          <w:szCs w:val="40"/>
-        </w:rPr>
-        <w:t xml:space="preserve"> the flame</w:t>
-      </w:r>
-      <w:r>
-        <w:rPr>
-          <w:i/>
-          <w:iCs/>
-          <w:sz w:val="40"/>
-          <w:szCs w:val="40"/>
-        </w:rPr>
-        <w:t xml:space="preserve"> touching </w:t>
       </w:r>
       <w:r>
         <w:rPr>
@@ -1107,6 +1051,48 @@
           <w:bCs/>
           <w:i/>
           <w:iCs/>
+          <w:sz w:val="40"/>
+          <w:szCs w:val="40"/>
+        </w:rPr>
+        <w:t>How can we ignore</w:t>
+      </w:r>
+      <w:r>
+        <w:rPr>
+          <w:b/>
+          <w:bCs/>
+          <w:i/>
+          <w:iCs/>
+          <w:sz w:val="40"/>
+          <w:szCs w:val="40"/>
+        </w:rPr>
+        <w:t xml:space="preserve"> the flame</w:t>
+      </w:r>
+      <w:r>
+        <w:rPr>
+          <w:b/>
+          <w:bCs/>
+          <w:i/>
+          <w:iCs/>
+          <w:sz w:val="40"/>
+          <w:szCs w:val="40"/>
+        </w:rPr>
+        <w:t xml:space="preserve"> touching</w:t>
+      </w:r>
+      <w:r>
+        <w:rPr>
+          <w:i/>
+          <w:iCs/>
+          <w:sz w:val="40"/>
+          <w:szCs w:val="40"/>
+        </w:rPr>
+        <w:t xml:space="preserve"> </w:t>
+      </w:r>
+      <w:r>
+        <w:rPr>
+          <w:b/>
+          <w:bCs/>
+          <w:i/>
+          <w:iCs/>
           <w:color w:val="FF0000"/>
           <w:sz w:val="40"/>
           <w:szCs w:val="40"/>
@@ -1125,21 +1111,111 @@
     </w:p>
     <w:p>
       <w:pPr>
-        <w:spacing w:before="240" w:after="240" w:line="276" w:lineRule="auto"/>
-        <w:rPr>
-          <w:i/>
-          <w:iCs/>
-          <w:sz w:val="40"/>
-          <w:szCs w:val="40"/>
-        </w:rPr>
-      </w:pPr>
-      <w:r>
-        <w:rPr>
-          <w:i/>
-          <w:iCs/>
-          <w:sz w:val="40"/>
-          <w:szCs w:val="40"/>
-        </w:rPr>
+        <w:pStyle w:val="ListParagraph"/>
+        <w:snapToGrid w:val="0"/>
+        <w:spacing w:before="240" w:after="120" w:line="276" w:lineRule="auto"/>
+        <w:ind w:left="0" w:right="-1043"/>
+        <w:contextualSpacing w:val="0"/>
+        <w:rPr>
+          <w:sz w:val="40"/>
+          <w:szCs w:val="40"/>
+        </w:rPr>
+      </w:pPr>
+      <w:r>
+        <w:rPr>
+          <w:b/>
+          <w:bCs/>
+          <w:i/>
+          <w:iCs/>
+          <w:sz w:val="40"/>
+          <w:szCs w:val="40"/>
+        </w:rPr>
+        <w:t>Answer</w:t>
+      </w:r>
+      <w:r>
+        <w:rPr>
+          <w:i/>
+          <w:iCs/>
+          <w:sz w:val="40"/>
+          <w:szCs w:val="40"/>
+        </w:rPr>
+        <w:t xml:space="preserve">: </w:t>
+      </w:r>
+      <w:r>
+        <w:rPr>
+          <w:sz w:val="40"/>
+          <w:szCs w:val="40"/>
+        </w:rPr>
+        <w:t xml:space="preserve">Inside the loop, </w:t>
+      </w:r>
+      <w:r>
+        <w:rPr>
+          <w:b/>
+          <w:bCs/>
+          <w:color w:val="7030A0"/>
+          <w:sz w:val="40"/>
+          <w:szCs w:val="40"/>
+        </w:rPr>
+        <w:t>switch costume</w:t>
+      </w:r>
+      <w:r>
+        <w:rPr>
+          <w:color w:val="7030A0"/>
+          <w:sz w:val="40"/>
+          <w:szCs w:val="40"/>
+        </w:rPr>
+        <w:t xml:space="preserve"> </w:t>
+      </w:r>
+      <w:r>
+        <w:rPr>
+          <w:color w:val="000000" w:themeColor="text1"/>
+          <w:sz w:val="40"/>
+          <w:szCs w:val="40"/>
+        </w:rPr>
+        <w:t xml:space="preserve">of the rocket </w:t>
+      </w:r>
+      <w:r>
+        <w:rPr>
+          <w:sz w:val="40"/>
+          <w:szCs w:val="40"/>
+        </w:rPr>
+        <w:t xml:space="preserve">to one </w:t>
+      </w:r>
+      <w:r>
+        <w:rPr>
+          <w:b/>
+          <w:bCs/>
+          <w:sz w:val="40"/>
+          <w:szCs w:val="40"/>
+        </w:rPr>
+        <w:t>without</w:t>
+      </w:r>
+      <w:r>
+        <w:rPr>
+          <w:sz w:val="40"/>
+          <w:szCs w:val="40"/>
+        </w:rPr>
+        <w:t xml:space="preserve"> a rocket flame.</w:t>
+      </w:r>
+    </w:p>
+    <w:p>
+      <w:pPr>
+        <w:spacing w:before="120" w:after="120" w:line="276" w:lineRule="auto"/>
+        <w:rPr>
+          <w:i/>
+          <w:iCs/>
+          <w:sz w:val="40"/>
+          <w:szCs w:val="40"/>
+        </w:rPr>
+      </w:pPr>
+      <w:r>
+        <w:rPr>
+          <w:i/>
+          <w:iCs/>
+          <w:sz w:val="40"/>
+          <w:szCs w:val="40"/>
+        </w:rPr>
+        <w:lastRenderedPageBreak/>
         <w:t>Carry on</w:t>
       </w:r>
       <w:r>
@@ -1230,7 +1306,6 @@
           <w:sz w:val="40"/>
           <w:szCs w:val="40"/>
         </w:rPr>
-        <w:lastRenderedPageBreak/>
         <w:t xml:space="preserve">Add an </w:t>
       </w:r>
       <w:r>
@@ -1289,7 +1364,7 @@
         <w:tabs>
           <w:tab w:val="left" w:pos="426"/>
         </w:tabs>
-        <w:spacing w:before="240" w:after="240" w:line="276" w:lineRule="auto"/>
+        <w:spacing w:before="120" w:after="120" w:line="276" w:lineRule="auto"/>
         <w:ind w:right="-51"/>
         <w:rPr>
           <w:i/>
@@ -1307,13 +1382,13 @@
           <w:szCs w:val="40"/>
         </w:rPr>
         <w:drawing>
-          <wp:anchor distT="0" distB="0" distL="114300" distR="114300" simplePos="0" relativeHeight="251763712" behindDoc="1" locked="0" layoutInCell="1" allowOverlap="1" wp14:anchorId="794A3E2B" wp14:editId="21FF538A">
+          <wp:anchor distT="0" distB="0" distL="114300" distR="114300" simplePos="0" relativeHeight="251763712" behindDoc="1" locked="0" layoutInCell="1" allowOverlap="1" wp14:anchorId="794A3E2B" wp14:editId="4F5E8387">
             <wp:simplePos x="0" y="0"/>
             <wp:positionH relativeFrom="column">
-              <wp:posOffset>4612005</wp:posOffset>
+              <wp:posOffset>4491932</wp:posOffset>
             </wp:positionH>
             <wp:positionV relativeFrom="paragraph">
-              <wp:posOffset>807604</wp:posOffset>
+              <wp:posOffset>566939</wp:posOffset>
             </wp:positionV>
             <wp:extent cx="1872615" cy="639445"/>
             <wp:effectExtent l="0" t="0" r="0" b="0"/>
@@ -1611,15 +1686,15 @@
           <w:szCs w:val="40"/>
         </w:rPr>
         <w:drawing>
-          <wp:anchor distT="0" distB="0" distL="114300" distR="114300" simplePos="0" relativeHeight="251766784" behindDoc="1" locked="0" layoutInCell="1" allowOverlap="1" wp14:anchorId="5F647121" wp14:editId="33606B06">
+          <wp:anchor distT="0" distB="0" distL="114300" distR="114300" simplePos="0" relativeHeight="251766784" behindDoc="1" locked="0" layoutInCell="1" allowOverlap="1" wp14:anchorId="5F647121" wp14:editId="1D9F1CFD">
             <wp:simplePos x="0" y="0"/>
             <wp:positionH relativeFrom="column">
-              <wp:posOffset>3289358</wp:posOffset>
+              <wp:posOffset>3288030</wp:posOffset>
             </wp:positionH>
             <wp:positionV relativeFrom="paragraph">
-              <wp:posOffset>310226</wp:posOffset>
+              <wp:posOffset>223520</wp:posOffset>
             </wp:positionV>
-            <wp:extent cx="3349332" cy="1025237"/>
+            <wp:extent cx="3348990" cy="1024890"/>
             <wp:effectExtent l="0" t="0" r="3810" b="3810"/>
             <wp:wrapTight wrapText="bothSides">
               <wp:wrapPolygon edited="0">
@@ -1656,7 +1731,7 @@
                   <pic:spPr>
                     <a:xfrm>
                       <a:off x="0" y="0"/>
-                      <a:ext cx="3351600" cy="1025931"/>
+                      <a:ext cx="3348990" cy="1024890"/>
                     </a:xfrm>
                     <a:prstGeom prst="rect">
                       <a:avLst/>
@@ -1885,7 +1960,7 @@
         <w:tabs>
           <w:tab w:val="left" w:pos="426"/>
         </w:tabs>
-        <w:spacing w:before="240" w:after="240" w:line="276" w:lineRule="auto"/>
+        <w:spacing w:before="120" w:after="120" w:line="276" w:lineRule="auto"/>
         <w:ind w:right="-760"/>
         <w:rPr>
           <w:i/>
@@ -2062,7 +2137,30 @@
           <w:sz w:val="40"/>
           <w:szCs w:val="40"/>
         </w:rPr>
-        <w:t>every time we switch to a rocket firing costume</w:t>
+        <w:t xml:space="preserve">every time </w:t>
+      </w:r>
+      <w:r>
+        <w:rPr>
+          <w:sz w:val="40"/>
+          <w:szCs w:val="40"/>
+        </w:rPr>
+        <w:t xml:space="preserve">it </w:t>
+      </w:r>
+      <w:r>
+        <w:rPr>
+          <w:b/>
+          <w:bCs/>
+          <w:sz w:val="40"/>
+          <w:szCs w:val="40"/>
+        </w:rPr>
+        <w:t>isn’t</w:t>
+      </w:r>
+      <w:r>
+        <w:rPr>
+          <w:sz w:val="40"/>
+          <w:szCs w:val="40"/>
+        </w:rPr>
+        <w:t xml:space="preserve"> touching</w:t>
       </w:r>
       <w:r>
         <w:rPr>
@@ -2245,23 +2343,15 @@
         </w:rPr>
         <w:t>Make the game harder by making the rocket or X smaller.</w:t>
       </w:r>
-    </w:p>
-    <w:p>
-      <w:pPr>
-        <w:tabs>
-          <w:tab w:val="left" w:pos="426"/>
-        </w:tabs>
-        <w:spacing w:before="120" w:line="276" w:lineRule="auto"/>
-        <w:ind w:right="-476"/>
-        <w:rPr>
-          <w:b/>
-          <w:bCs/>
-          <w:i/>
-          <w:iCs/>
-          <w:sz w:val="40"/>
-          <w:szCs w:val="40"/>
-        </w:rPr>
-      </w:pPr>
+      <w:r>
+        <w:rPr>
+          <w:i/>
+          <w:iCs/>
+          <w:sz w:val="40"/>
+          <w:szCs w:val="40"/>
+        </w:rPr>
+        <w:br/>
+      </w:r>
       <w:r>
         <w:rPr>
           <w:b/>
